--- a/output/word/hypoactive-delirium.docx
+++ b/output/word/hypoactive-delirium.docx
@@ -676,7 +676,7 @@
         <w:color w:val="334E68"/>
         <w:sz w:val="15"/>
       </w:rPr>
-      <w:t>deliriumdownloads.com · Template v0.9 · 7 August 2026 · Human clinical review required</w:t>
+      <w:t>deliriumdownloads.com · Template v0.9 · 8 August 2026 · Human clinical review required</w:t>
     </w:r>
     <w:r>
       <w:tab/>
